--- a/export/Users/GUC/Japan_Sourcing_Platform/docs/05_Project_Log/Sprint-00.docx
+++ b/export/Users/GUC/Japan_Sourcing_Platform/docs/05_Project_Log/Sprint-00.docx
@@ -164,6 +164,154 @@
           <w:rFonts w:hint="eastAsia"/>
         </w:rPr>
         <w:t xml:space="preserve">完成Meeting</w:t>
+      </w:r>
+    </w:p>
+    <w:p>
+      <w:pPr>
+        <w:pStyle w:val="BodyText"/>
+      </w:pPr>
+      <w:r>
+        <w:t xml:space="preserve">Step 01</w:t>
+      </w:r>
+      <w:r>
+        <w:t xml:space="preserve"> </w:t>
+      </w:r>
+      <w:r>
+        <w:t xml:space="preserve">Project Kickoff</w:t>
+      </w:r>
+    </w:p>
+    <w:p>
+      <w:pPr>
+        <w:pStyle w:val="BodyText"/>
+      </w:pPr>
+      <w:r>
+        <w:t xml:space="preserve">Step 02</w:t>
+      </w:r>
+      <w:r>
+        <w:t xml:space="preserve"> </w:t>
+      </w:r>
+      <w:r>
+        <w:t xml:space="preserve">Business Position Confirmed</w:t>
+      </w:r>
+    </w:p>
+    <w:p>
+      <w:pPr>
+        <w:pStyle w:val="BodyText"/>
+      </w:pPr>
+      <w:r>
+        <w:t xml:space="preserve">Step 03</w:t>
+      </w:r>
+      <w:r>
+        <w:t xml:space="preserve"> </w:t>
+      </w:r>
+      <w:r>
+        <w:t xml:space="preserve">Official Website Strategy</w:t>
+      </w:r>
+    </w:p>
+    <w:p>
+      <w:pPr>
+        <w:pStyle w:val="BodyText"/>
+      </w:pPr>
+      <w:r>
+        <w:t xml:space="preserve">Step 04</w:t>
+      </w:r>
+      <w:r>
+        <w:t xml:space="preserve"> </w:t>
+      </w:r>
+      <w:r>
+        <w:t xml:space="preserve">Inquiry First Strategy</w:t>
+      </w:r>
+    </w:p>
+    <w:p>
+      <w:pPr>
+        <w:pStyle w:val="BodyText"/>
+      </w:pPr>
+      <w:r>
+        <w:t xml:space="preserve">Step 05</w:t>
+      </w:r>
+      <w:r>
+        <w:t xml:space="preserve"> </w:t>
+      </w:r>
+      <w:r>
+        <w:t xml:space="preserve">Catalog First Strategy</w:t>
+      </w:r>
+    </w:p>
+    <w:p>
+      <w:pPr>
+        <w:pStyle w:val="BodyText"/>
+      </w:pPr>
+      <w:r>
+        <w:t xml:space="preserve">Step 06</w:t>
+      </w:r>
+      <w:r>
+        <w:t xml:space="preserve"> </w:t>
+      </w:r>
+      <w:r>
+        <w:t xml:space="preserve">Lead Management</w:t>
+      </w:r>
+    </w:p>
+    <w:p>
+      <w:pPr>
+        <w:pStyle w:val="BodyText"/>
+      </w:pPr>
+      <w:r>
+        <w:t xml:space="preserve">Step 07</w:t>
+      </w:r>
+      <w:r>
+        <w:t xml:space="preserve"> </w:t>
+      </w:r>
+      <w:r>
+        <w:t xml:space="preserve">Requirement Analysis</w:t>
+      </w:r>
+    </w:p>
+    <w:p>
+      <w:pPr>
+        <w:pStyle w:val="BodyText"/>
+      </w:pPr>
+      <w:r>
+        <w:t xml:space="preserve">Step 08</w:t>
+      </w:r>
+      <w:r>
+        <w:t xml:space="preserve"> </w:t>
+      </w:r>
+      <w:r>
+        <w:t xml:space="preserve">Business Architecture</w:t>
+      </w:r>
+    </w:p>
+    <w:p>
+      <w:pPr>
+        <w:pStyle w:val="BodyText"/>
+      </w:pPr>
+      <w:r>
+        <w:t xml:space="preserve">Step 09</w:t>
+      </w:r>
+      <w:r>
+        <w:t xml:space="preserve"> </w:t>
+      </w:r>
+      <w:r>
+        <w:t xml:space="preserve">Domain Model</w:t>
+      </w:r>
+    </w:p>
+    <w:p>
+      <w:pPr>
+        <w:pStyle w:val="BodyText"/>
+      </w:pPr>
+      <w:r>
+        <w:t xml:space="preserve">Step 10</w:t>
+      </w:r>
+      <w:r>
+        <w:t xml:space="preserve"> </w:t>
+      </w:r>
+      <w:r>
+        <w:t xml:space="preserve">Information Architecture</w:t>
+      </w:r>
+    </w:p>
+    <w:p>
+      <w:pPr>
+        <w:pStyle w:val="BodyText"/>
+      </w:pPr>
+      <w:r>
+        <w:t xml:space="preserve">Sprint 0 Completed</w:t>
       </w:r>
     </w:p>
     <w:bookmarkEnd w:id="10"/>
